--- a/Subjects/DBMS/records/Ex1B/Ex1B_Record_URK24CS1021.docx
+++ b/Subjects/DBMS/records/Ex1B/Ex1B_Record_URK24CS1021.docx
@@ -643,7 +643,7 @@
             <w:r>
               <w:drawing>
                 <wp:inline xmlns:a="http://schemas.openxmlformats.org/drawingml/2006/main" xmlns:pic="http://schemas.openxmlformats.org/drawingml/2006/picture">
-                  <wp:extent cx="5760720" cy="2502752"/>
+                  <wp:extent cx="3998975" cy="1737360"/>
                   <wp:docPr id="6" name="Picture 6"/>
                   <wp:cNvGraphicFramePr>
                     <a:graphicFrameLocks noChangeAspect="1"/>
@@ -664,7 +664,7 @@
                         <pic:spPr>
                           <a:xfrm>
                             <a:off x="0" y="0"/>
-                            <a:ext cx="5760720" cy="2502752"/>
+                            <a:ext cx="3998975" cy="1737360"/>
                           </a:xfrm>
                           <a:prstGeom prst="rect"/>
                         </pic:spPr>
@@ -730,7 +730,7 @@
             <w:r>
               <w:drawing>
                 <wp:inline xmlns:a="http://schemas.openxmlformats.org/drawingml/2006/main" xmlns:pic="http://schemas.openxmlformats.org/drawingml/2006/picture">
-                  <wp:extent cx="5760720" cy="3046855"/>
+                  <wp:extent cx="4218432" cy="2231136"/>
                   <wp:docPr id="7" name="Picture 7"/>
                   <wp:cNvGraphicFramePr>
                     <a:graphicFrameLocks noChangeAspect="1"/>
@@ -751,7 +751,7 @@
                         <pic:spPr>
                           <a:xfrm>
                             <a:off x="0" y="0"/>
-                            <a:ext cx="5760720" cy="3046855"/>
+                            <a:ext cx="4218432" cy="2231136"/>
                           </a:xfrm>
                           <a:prstGeom prst="rect"/>
                         </pic:spPr>
@@ -808,7 +808,7 @@
             <w:r>
               <w:drawing>
                 <wp:inline xmlns:a="http://schemas.openxmlformats.org/drawingml/2006/main" xmlns:pic="http://schemas.openxmlformats.org/drawingml/2006/picture">
-                  <wp:extent cx="5760720" cy="2148960"/>
+                  <wp:extent cx="4657344" cy="1737360"/>
                   <wp:docPr id="8" name="Picture 8"/>
                   <wp:cNvGraphicFramePr>
                     <a:graphicFrameLocks noChangeAspect="1"/>
@@ -829,7 +829,7 @@
                         <pic:spPr>
                           <a:xfrm>
                             <a:off x="0" y="0"/>
-                            <a:ext cx="5760720" cy="2148960"/>
+                            <a:ext cx="4657344" cy="1737360"/>
                           </a:xfrm>
                           <a:prstGeom prst="rect"/>
                         </pic:spPr>
@@ -973,7 +973,7 @@
             <w:r>
               <w:drawing>
                 <wp:inline xmlns:a="http://schemas.openxmlformats.org/drawingml/2006/main" xmlns:pic="http://schemas.openxmlformats.org/drawingml/2006/picture">
-                  <wp:extent cx="5760720" cy="1784571"/>
+                  <wp:extent cx="5608320" cy="1737360"/>
                   <wp:docPr id="10" name="Picture 10"/>
                   <wp:cNvGraphicFramePr>
                     <a:graphicFrameLocks noChangeAspect="1"/>
@@ -994,7 +994,7 @@
                         <pic:spPr>
                           <a:xfrm>
                             <a:off x="0" y="0"/>
-                            <a:ext cx="5760720" cy="1784571"/>
+                            <a:ext cx="5608320" cy="1737360"/>
                           </a:xfrm>
                           <a:prstGeom prst="rect"/>
                         </pic:spPr>
@@ -1393,7 +1393,7 @@
             <w:r>
               <w:drawing>
                 <wp:inline xmlns:a="http://schemas.openxmlformats.org/drawingml/2006/main" xmlns:pic="http://schemas.openxmlformats.org/drawingml/2006/picture">
-                  <wp:extent cx="5760720" cy="2770781"/>
+                  <wp:extent cx="2243328" cy="1078992"/>
                   <wp:docPr id="14" name="Picture 14"/>
                   <wp:cNvGraphicFramePr>
                     <a:graphicFrameLocks noChangeAspect="1"/>
@@ -1414,7 +1414,7 @@
                         <pic:spPr>
                           <a:xfrm>
                             <a:off x="0" y="0"/>
-                            <a:ext cx="5760720" cy="2770781"/>
+                            <a:ext cx="2243328" cy="1078992"/>
                           </a:xfrm>
                           <a:prstGeom prst="rect"/>
                         </pic:spPr>
@@ -1462,7 +1462,7 @@
             <w:r>
               <w:drawing>
                 <wp:inline xmlns:a="http://schemas.openxmlformats.org/drawingml/2006/main" xmlns:pic="http://schemas.openxmlformats.org/drawingml/2006/picture">
-                  <wp:extent cx="5760720" cy="2683283"/>
+                  <wp:extent cx="2316480" cy="1078992"/>
                   <wp:docPr id="15" name="Picture 15"/>
                   <wp:cNvGraphicFramePr>
                     <a:graphicFrameLocks noChangeAspect="1"/>
@@ -1483,7 +1483,7 @@
                         <pic:spPr>
                           <a:xfrm>
                             <a:off x="0" y="0"/>
-                            <a:ext cx="5760720" cy="2683283"/>
+                            <a:ext cx="2316480" cy="1078992"/>
                           </a:xfrm>
                           <a:prstGeom prst="rect"/>
                         </pic:spPr>
